--- a/Palamakula Deepika.docx
+++ b/Palamakula Deepika.docx
@@ -38,7 +38,6 @@
           <w:szCs w:val="22"/>
         </w:rPr>
       </w:pPr>
-      <w:proofErr w:type="gramStart"/>
       <w:r>
         <w:rPr>
           <w:rFonts w:ascii="Lato" w:hAnsi="Lato"/>
@@ -46,9 +45,8 @@
           <w:sz w:val="22"/>
           <w:szCs w:val="22"/>
         </w:rPr>
-        <w:t>Phone :</w:t>
-      </w:r>
-      <w:proofErr w:type="gramEnd"/>
+        <w:t xml:space="preserve">Phone : 7842248277 | Email : </w:t>
+      </w:r>
       <w:r>
         <w:rPr>
           <w:rFonts w:ascii="Lato" w:hAnsi="Lato"/>
@@ -56,9 +54,8 @@
           <w:sz w:val="22"/>
           <w:szCs w:val="22"/>
         </w:rPr>
-        <w:t xml:space="preserve"> 7842248277 | </w:t>
-      </w:r>
-      <w:proofErr w:type="gramStart"/>
+        <w:t>deepikapalamakula01</w:t>
+      </w:r>
       <w:r>
         <w:rPr>
           <w:rFonts w:ascii="Lato" w:hAnsi="Lato"/>
@@ -66,37 +63,7 @@
           <w:sz w:val="22"/>
           <w:szCs w:val="22"/>
         </w:rPr>
-        <w:t>Email :</w:t>
-      </w:r>
-      <w:proofErr w:type="gramEnd"/>
-      <w:r>
-        <w:rPr>
-          <w:rFonts w:ascii="Lato" w:hAnsi="Lato"/>
-          <w:color w:val="000000" w:themeColor="text1"/>
-          <w:sz w:val="22"/>
-          <w:szCs w:val="22"/>
-        </w:rPr>
-        <w:t xml:space="preserve"> deepikaravikumar26@gmail.com | </w:t>
-      </w:r>
-      <w:proofErr w:type="gramStart"/>
-      <w:r>
-        <w:rPr>
-          <w:rFonts w:ascii="Lato" w:hAnsi="Lato"/>
-          <w:color w:val="000000" w:themeColor="text1"/>
-          <w:sz w:val="22"/>
-          <w:szCs w:val="22"/>
-        </w:rPr>
-        <w:t>Location :</w:t>
-      </w:r>
-      <w:proofErr w:type="gramEnd"/>
-      <w:r>
-        <w:rPr>
-          <w:rFonts w:ascii="Lato" w:hAnsi="Lato"/>
-          <w:color w:val="000000" w:themeColor="text1"/>
-          <w:sz w:val="22"/>
-          <w:szCs w:val="22"/>
-        </w:rPr>
-        <w:t xml:space="preserve"> Tirupati, India</w:t>
+        <w:t>@gmail.com | Location : Tirupati, India</w:t>
       </w:r>
       <w:r>
         <w:rPr>
@@ -639,11 +606,21 @@
       </w:pPr>
       <w:r>
         <w:rPr>
-          <w:color w:val="000000" w:themeColor="text1"/>
-          <w:sz w:val="22"/>
-          <w:szCs w:val="22"/>
-        </w:rPr>
-        <w:t>Programming Languages: Python, Java, C, SQL (MySQL), Oracle SQL.</w:t>
+          <w:b/>
+          <w:bCs/>
+          <w:color w:val="000000" w:themeColor="text1"/>
+          <w:sz w:val="22"/>
+          <w:szCs w:val="22"/>
+        </w:rPr>
+        <w:t>Programming Languages</w:t>
+      </w:r>
+      <w:r>
+        <w:rPr>
+          <w:color w:val="000000" w:themeColor="text1"/>
+          <w:sz w:val="22"/>
+          <w:szCs w:val="22"/>
+        </w:rPr>
+        <w:t>: Python, Java, C, SQL (MySQL), Oracle SQL.</w:t>
       </w:r>
     </w:p>
     <w:p>
@@ -662,11 +639,21 @@
       </w:pPr>
       <w:r>
         <w:rPr>
-          <w:color w:val="000000" w:themeColor="text1"/>
-          <w:sz w:val="22"/>
-          <w:szCs w:val="22"/>
-        </w:rPr>
-        <w:t xml:space="preserve">Machine Learning &amp; Data: Data Structures &amp; Algorithms (DSA), Pandas, NumPy, </w:t>
+          <w:b/>
+          <w:bCs/>
+          <w:color w:val="000000" w:themeColor="text1"/>
+          <w:sz w:val="22"/>
+          <w:szCs w:val="22"/>
+        </w:rPr>
+        <w:t>Machine Learning &amp; Data</w:t>
+      </w:r>
+      <w:r>
+        <w:rPr>
+          <w:color w:val="000000" w:themeColor="text1"/>
+          <w:sz w:val="22"/>
+          <w:szCs w:val="22"/>
+        </w:rPr>
+        <w:t xml:space="preserve">: Data Structures &amp; Algorithms, Pandas, NumPy, </w:t>
       </w:r>
       <w:r>
         <w:rPr>
@@ -701,11 +688,21 @@
       </w:pPr>
       <w:r>
         <w:rPr>
-          <w:color w:val="000000" w:themeColor="text1"/>
-          <w:sz w:val="22"/>
-          <w:szCs w:val="22"/>
-        </w:rPr>
-        <w:t>Databases &amp; Storage: SQL Server, NoSQL (MongoDB), Oracle Database Management.</w:t>
+          <w:b/>
+          <w:bCs/>
+          <w:color w:val="000000" w:themeColor="text1"/>
+          <w:sz w:val="22"/>
+          <w:szCs w:val="22"/>
+        </w:rPr>
+        <w:t>Databases &amp; Storage</w:t>
+      </w:r>
+      <w:r>
+        <w:rPr>
+          <w:color w:val="000000" w:themeColor="text1"/>
+          <w:sz w:val="22"/>
+          <w:szCs w:val="22"/>
+        </w:rPr>
+        <w:t>: SQL Server, NoSQL (MongoDB), Oracle Database Management.</w:t>
       </w:r>
     </w:p>
     <w:p>
@@ -724,11 +721,21 @@
       </w:pPr>
       <w:r>
         <w:rPr>
-          <w:color w:val="000000" w:themeColor="text1"/>
-          <w:sz w:val="22"/>
-          <w:szCs w:val="22"/>
-        </w:rPr>
-        <w:t>Cloud &amp; DevOps: Google Cloud GCP, DevOps Fundamentals, GitHub</w:t>
+          <w:b/>
+          <w:bCs/>
+          <w:color w:val="000000" w:themeColor="text1"/>
+          <w:sz w:val="22"/>
+          <w:szCs w:val="22"/>
+        </w:rPr>
+        <w:t>Cloud &amp; DevOps</w:t>
+      </w:r>
+      <w:r>
+        <w:rPr>
+          <w:color w:val="000000" w:themeColor="text1"/>
+          <w:sz w:val="22"/>
+          <w:szCs w:val="22"/>
+        </w:rPr>
+        <w:t>: Google Cloud GCP, DevOps Fundamentals, GitHub</w:t>
       </w:r>
       <w:r>
         <w:rPr>
@@ -755,11 +762,21 @@
       </w:pPr>
       <w:r>
         <w:rPr>
-          <w:color w:val="000000" w:themeColor="text1"/>
-          <w:sz w:val="22"/>
-          <w:szCs w:val="22"/>
-        </w:rPr>
-        <w:t>Data Visualization: Power BI, Microsoft Excel (Advanced), Interactive Data Dashboards.</w:t>
+          <w:b/>
+          <w:bCs/>
+          <w:color w:val="000000" w:themeColor="text1"/>
+          <w:sz w:val="22"/>
+          <w:szCs w:val="22"/>
+        </w:rPr>
+        <w:t>Data Visualization</w:t>
+      </w:r>
+      <w:r>
+        <w:rPr>
+          <w:color w:val="000000" w:themeColor="text1"/>
+          <w:sz w:val="22"/>
+          <w:szCs w:val="22"/>
+        </w:rPr>
+        <w:t>: Power BI, Microsoft Excel (Advanced), Interactive Data Dashboards.</w:t>
       </w:r>
     </w:p>
     <w:p>
@@ -778,11 +795,21 @@
       </w:pPr>
       <w:r>
         <w:rPr>
-          <w:color w:val="000000" w:themeColor="text1"/>
-          <w:sz w:val="22"/>
-          <w:szCs w:val="22"/>
-        </w:rPr>
-        <w:t>Design &amp; Prototyping: UI/UX Design, Figma, Wireframing,</w:t>
+          <w:b/>
+          <w:bCs/>
+          <w:color w:val="000000" w:themeColor="text1"/>
+          <w:sz w:val="22"/>
+          <w:szCs w:val="22"/>
+        </w:rPr>
+        <w:t>Design &amp; Prototyping</w:t>
+      </w:r>
+      <w:r>
+        <w:rPr>
+          <w:color w:val="000000" w:themeColor="text1"/>
+          <w:sz w:val="22"/>
+          <w:szCs w:val="22"/>
+        </w:rPr>
+        <w:t>: UI/UX Design, Figma, Wireframing,</w:t>
       </w:r>
       <w:r>
         <w:rPr>
@@ -808,13 +835,86 @@
           <w:numId w:val="4"/>
         </w:numPr>
         <w:spacing w:after="0" w:line="360" w:lineRule="auto"/>
-        <w:jc w:val="both"/>
-        <w:rPr>
-          <w:color w:val="000000" w:themeColor="text1"/>
-          <w:sz w:val="22"/>
-          <w:szCs w:val="22"/>
-        </w:rPr>
-      </w:pPr>
+        <w:rPr>
+          <w:color w:val="000000" w:themeColor="text1"/>
+          <w:sz w:val="22"/>
+          <w:szCs w:val="22"/>
+        </w:rPr>
+      </w:pPr>
+      <w:r>
+        <w:rPr>
+          <w:b/>
+          <w:bCs/>
+          <w:color w:val="000000" w:themeColor="text1"/>
+          <w:sz w:val="22"/>
+          <w:szCs w:val="22"/>
+        </w:rPr>
+        <w:t>Core Competencies</w:t>
+      </w:r>
+      <w:r>
+        <w:rPr>
+          <w:color w:val="000000" w:themeColor="text1"/>
+          <w:sz w:val="22"/>
+          <w:szCs w:val="22"/>
+        </w:rPr>
+        <w:t xml:space="preserve">: </w:t>
+      </w:r>
+      <w:r>
+        <w:rPr>
+          <w:color w:val="000000" w:themeColor="text1"/>
+          <w:sz w:val="22"/>
+          <w:szCs w:val="22"/>
+        </w:rPr>
+        <w:t>Model Deployment</w:t>
+      </w:r>
+      <w:r>
+        <w:rPr>
+          <w:color w:val="000000" w:themeColor="text1"/>
+          <w:sz w:val="22"/>
+          <w:szCs w:val="22"/>
+        </w:rPr>
+        <w:t>,</w:t>
+      </w:r>
+      <w:r>
+        <w:rPr>
+          <w:color w:val="000000" w:themeColor="text1"/>
+          <w:sz w:val="22"/>
+          <w:szCs w:val="22"/>
+        </w:rPr>
+        <w:t xml:space="preserve"> </w:t>
+      </w:r>
+      <w:r>
+        <w:rPr>
+          <w:color w:val="000000" w:themeColor="text1"/>
+          <w:sz w:val="22"/>
+          <w:szCs w:val="22"/>
+        </w:rPr>
+        <w:t>Feature Engineering</w:t>
+      </w:r>
+      <w:r>
+        <w:rPr>
+          <w:color w:val="000000" w:themeColor="text1"/>
+          <w:sz w:val="22"/>
+          <w:szCs w:val="22"/>
+        </w:rPr>
+        <w:t xml:space="preserve">, </w:t>
+      </w:r>
+      <w:r>
+        <w:rPr>
+          <w:color w:val="000000" w:themeColor="text1"/>
+          <w:sz w:val="22"/>
+          <w:szCs w:val="22"/>
+        </w:rPr>
+        <w:t>Data-Driven Decision Making</w:t>
+      </w:r>
+      <w:r>
+        <w:rPr>
+          <w:color w:val="000000" w:themeColor="text1"/>
+          <w:sz w:val="22"/>
+          <w:szCs w:val="22"/>
+        </w:rPr>
+        <w:t>.</w:t>
+      </w:r>
     </w:p>
     <w:p>
       <w:pPr>
@@ -1200,6 +1300,14 @@
           <w:color w:val="000000" w:themeColor="text1"/>
         </w:rPr>
         <w:t>, Flutter, AWS</w:t>
+      </w:r>
+      <w:r>
+        <w:rPr>
+          <w:i/>
+          <w:iCs/>
+          <w:color w:val="000000" w:themeColor="text1"/>
+        </w:rPr>
+        <w:t xml:space="preserve">   </w:t>
       </w:r>
     </w:p>
     <w:p>

--- a/Palamakula Deepika.docx
+++ b/Palamakula Deepika.docx
@@ -45,7 +45,7 @@
           <w:sz w:val="22"/>
           <w:szCs w:val="22"/>
         </w:rPr>
-        <w:t xml:space="preserve">Phone : 7842248277 | Email : </w:t>
+        <w:t xml:space="preserve">Phone : </w:t>
       </w:r>
       <w:r>
         <w:rPr>
@@ -54,6 +54,24 @@
           <w:sz w:val="22"/>
           <w:szCs w:val="22"/>
         </w:rPr>
+        <w:t xml:space="preserve">+91 </w:t>
+      </w:r>
+      <w:r>
+        <w:rPr>
+          <w:rFonts w:ascii="Lato" w:hAnsi="Lato"/>
+          <w:color w:val="000000" w:themeColor="text1"/>
+          <w:sz w:val="22"/>
+          <w:szCs w:val="22"/>
+        </w:rPr>
+        <w:t xml:space="preserve">7842248277 | Email : </w:t>
+      </w:r>
+      <w:r>
+        <w:rPr>
+          <w:rFonts w:ascii="Lato" w:hAnsi="Lato"/>
+          <w:color w:val="000000" w:themeColor="text1"/>
+          <w:sz w:val="22"/>
+          <w:szCs w:val="22"/>
+        </w:rPr>
         <w:t>deepikapalamakula01</w:t>
       </w:r>
       <w:r>
@@ -72,7 +90,16 @@
           <w:sz w:val="22"/>
           <w:szCs w:val="22"/>
         </w:rPr>
-        <w:t>, 517502</w:t>
+        <w:t xml:space="preserve">, </w:t>
+      </w:r>
+      <w:r>
+        <w:rPr>
+          <w:rFonts w:ascii="Lato" w:hAnsi="Lato"/>
+          <w:color w:val="000000" w:themeColor="text1"/>
+          <w:sz w:val="20"/>
+          <w:szCs w:val="20"/>
+        </w:rPr>
+        <w:t>517502</w:t>
       </w:r>
     </w:p>
     <w:p>
@@ -86,7 +113,6 @@
           <w:szCs w:val="22"/>
         </w:rPr>
       </w:pPr>
-      <w:proofErr w:type="spellStart"/>
       <w:r>
         <w:rPr>
           <w:rFonts w:ascii="Lato" w:hAnsi="Lato"/>
@@ -94,17 +120,7 @@
           <w:sz w:val="22"/>
           <w:szCs w:val="22"/>
         </w:rPr>
-        <w:t>Linkedin</w:t>
-      </w:r>
-      <w:proofErr w:type="spellEnd"/>
-      <w:r>
-        <w:rPr>
-          <w:rFonts w:ascii="Lato" w:hAnsi="Lato"/>
-          <w:color w:val="1F4E79"/>
-          <w:sz w:val="22"/>
-          <w:szCs w:val="22"/>
-        </w:rPr>
-        <w:t xml:space="preserve"> : </w:t>
+        <w:t xml:space="preserve">Linkedin : </w:t>
       </w:r>
       <w:hyperlink r:id="rId5" w:history="1">
         <w:r>
@@ -116,21 +132,8 @@
             <w:szCs w:val="22"/>
             <w:u w:val="none"/>
           </w:rPr>
-          <w:t>linkedin.com/</w:t>
+          <w:t>linkedin.com/palamakula-deepika</w:t>
         </w:r>
-        <w:proofErr w:type="spellStart"/>
-        <w:r>
-          <w:rPr>
-            <w:rStyle w:val="Hyperlink"/>
-            <w:rFonts w:ascii="Lato" w:hAnsi="Lato"/>
-            <w:color w:val="1F4E79"/>
-            <w:sz w:val="22"/>
-            <w:szCs w:val="22"/>
-            <w:u w:val="none"/>
-          </w:rPr>
-          <w:t>palamakula-deepika</w:t>
-        </w:r>
-        <w:proofErr w:type="spellEnd"/>
       </w:hyperlink>
       <w:r>
         <w:rPr>
@@ -148,27 +151,7 @@
           <w:sz w:val="22"/>
           <w:szCs w:val="22"/>
         </w:rPr>
-        <w:t xml:space="preserve">| </w:t>
-      </w:r>
-      <w:proofErr w:type="spellStart"/>
-      <w:r>
-        <w:rPr>
-          <w:rFonts w:ascii="Lato" w:hAnsi="Lato"/>
-          <w:color w:val="1F4E79"/>
-          <w:sz w:val="22"/>
-          <w:szCs w:val="22"/>
-        </w:rPr>
-        <w:t>Github</w:t>
-      </w:r>
-      <w:proofErr w:type="spellEnd"/>
-      <w:r>
-        <w:rPr>
-          <w:rFonts w:ascii="Lato" w:hAnsi="Lato"/>
-          <w:color w:val="1F4E79"/>
-          <w:sz w:val="22"/>
-          <w:szCs w:val="22"/>
-        </w:rPr>
-        <w:t xml:space="preserve"> : </w:t>
+        <w:t xml:space="preserve">| Github : </w:t>
       </w:r>
       <w:hyperlink r:id="rId6" w:history="1">
         <w:r>
@@ -182,7 +165,6 @@
           </w:rPr>
           <w:t>github.com/</w:t>
         </w:r>
-        <w:proofErr w:type="spellStart"/>
         <w:r>
           <w:rPr>
             <w:rStyle w:val="Hyperlink"/>
@@ -205,7 +187,6 @@
           </w:rPr>
           <w:t>deepika</w:t>
         </w:r>
-        <w:proofErr w:type="spellEnd"/>
       </w:hyperlink>
     </w:p>
     <w:p>
@@ -316,7 +297,7 @@
           <w:sz w:val="22"/>
           <w:szCs w:val="22"/>
         </w:rPr>
-        <w:t xml:space="preserve">AI/ML Engineer with expertise in the full data lifecycle, specializing in data preprocessing, model validation, and advanced visualization. Technically proficient in Python, AWS Cloud deployment, and IoT system development via Arduino IDE. Proven ability to transform complex datasets into actionable business intelligence using Power BI. </w:t>
+        <w:t xml:space="preserve">I am eager to join this organization </w:t>
       </w:r>
       <w:r>
         <w:rPr>
@@ -325,43 +306,7 @@
           <w:sz w:val="22"/>
           <w:szCs w:val="22"/>
         </w:rPr>
-        <w:t>E</w:t>
-      </w:r>
-      <w:r>
-        <w:rPr>
-          <w:rFonts w:ascii="Lato" w:hAnsi="Lato"/>
-          <w:color w:val="000000" w:themeColor="text1"/>
-          <w:sz w:val="22"/>
-          <w:szCs w:val="22"/>
-        </w:rPr>
-        <w:t>xperience</w:t>
-      </w:r>
-      <w:r>
-        <w:rPr>
-          <w:rFonts w:ascii="Lato" w:hAnsi="Lato"/>
-          <w:color w:val="000000" w:themeColor="text1"/>
-          <w:sz w:val="22"/>
-          <w:szCs w:val="22"/>
-        </w:rPr>
-        <w:t>d</w:t>
-      </w:r>
-      <w:r>
-        <w:rPr>
-          <w:rFonts w:ascii="Lato" w:hAnsi="Lato"/>
-          <w:color w:val="000000" w:themeColor="text1"/>
-          <w:sz w:val="22"/>
-          <w:szCs w:val="22"/>
-        </w:rPr>
-        <w:t xml:space="preserve"> deploying MLOps pipelines on AWS. Proven track record of increasing model accuracy by 10% and reducing manual data prep by 30% through automation</w:t>
-      </w:r>
-      <w:r>
-        <w:rPr>
-          <w:rFonts w:ascii="Lato" w:hAnsi="Lato"/>
-          <w:color w:val="000000" w:themeColor="text1"/>
-          <w:sz w:val="22"/>
-          <w:szCs w:val="22"/>
-        </w:rPr>
-        <w:t>.</w:t>
+        <w:t>to contribute to the future of sustainable transport and infrastructure. My goal is to apply my expertise in Data Engineering (ETL), Statistical Mathematics, and Power BI to support Data-Driven Powertrain Development. I am committed to delivering high-impact solutions within Agile teams, moving models from initial script to test cell verification, while continuously evolving my skills in Generative AI and Predictive Analytics to drive global industrial innovation.</w:t>
       </w:r>
     </w:p>
     <w:p>
@@ -596,8 +541,7 @@
           <w:ilvl w:val="0"/>
           <w:numId w:val="4"/>
         </w:numPr>
-        <w:spacing w:after="0"/>
-        <w:jc w:val="both"/>
+        <w:spacing w:after="0" w:line="276" w:lineRule="auto"/>
         <w:rPr>
           <w:color w:val="000000" w:themeColor="text1"/>
           <w:sz w:val="22"/>
@@ -612,56 +556,15 @@
           <w:sz w:val="22"/>
           <w:szCs w:val="22"/>
         </w:rPr>
-        <w:t>Programming Languages</w:t>
-      </w:r>
-      <w:r>
-        <w:rPr>
-          <w:color w:val="000000" w:themeColor="text1"/>
-          <w:sz w:val="22"/>
-          <w:szCs w:val="22"/>
-        </w:rPr>
-        <w:t>: Python, Java, C, SQL (MySQL), Oracle SQL.</w:t>
-      </w:r>
-    </w:p>
-    <w:p>
-      <w:pPr>
-        <w:numPr>
-          <w:ilvl w:val="0"/>
-          <w:numId w:val="4"/>
-        </w:numPr>
-        <w:spacing w:after="0"/>
-        <w:jc w:val="both"/>
-        <w:rPr>
-          <w:color w:val="000000" w:themeColor="text1"/>
-          <w:sz w:val="22"/>
-          <w:szCs w:val="22"/>
-        </w:rPr>
-      </w:pPr>
-      <w:r>
-        <w:rPr>
-          <w:b/>
-          <w:bCs/>
-          <w:color w:val="000000" w:themeColor="text1"/>
-          <w:sz w:val="22"/>
-          <w:szCs w:val="22"/>
-        </w:rPr>
-        <w:t>Machine Learning &amp; Data</w:t>
-      </w:r>
-      <w:r>
-        <w:rPr>
-          <w:color w:val="000000" w:themeColor="text1"/>
-          <w:sz w:val="22"/>
-          <w:szCs w:val="22"/>
-        </w:rPr>
-        <w:t xml:space="preserve">: Data Structures &amp; Algorithms, Pandas, NumPy, </w:t>
-      </w:r>
-      <w:r>
-        <w:rPr>
-          <w:color w:val="000000" w:themeColor="text1"/>
-          <w:sz w:val="22"/>
-          <w:szCs w:val="22"/>
-        </w:rPr>
-        <w:t>Scikit-learn, XGBoost</w:t>
+        <w:t>Data Engineering &amp; Analytics:</w:t>
+      </w:r>
+      <w:r>
+        <w:rPr>
+          <w:color w:val="000000" w:themeColor="text1"/>
+          <w:sz w:val="22"/>
+          <w:szCs w:val="22"/>
+        </w:rPr>
+        <w:t xml:space="preserve"> ETL Automation, Pandas, NumPy, Scikit-learn, XGBoost</w:t>
       </w:r>
       <w:r>
         <w:rPr>
@@ -670,113 +573,6 @@
           <w:szCs w:val="22"/>
         </w:rPr>
         <w:t>.</w:t>
-      </w:r>
-    </w:p>
-    <w:p>
-      <w:pPr>
-        <w:numPr>
-          <w:ilvl w:val="0"/>
-          <w:numId w:val="4"/>
-        </w:numPr>
-        <w:spacing w:after="0"/>
-        <w:jc w:val="both"/>
-        <w:rPr>
-          <w:color w:val="000000" w:themeColor="text1"/>
-          <w:sz w:val="22"/>
-          <w:szCs w:val="22"/>
-        </w:rPr>
-      </w:pPr>
-      <w:r>
-        <w:rPr>
-          <w:b/>
-          <w:bCs/>
-          <w:color w:val="000000" w:themeColor="text1"/>
-          <w:sz w:val="22"/>
-          <w:szCs w:val="22"/>
-        </w:rPr>
-        <w:t>Databases &amp; Storage</w:t>
-      </w:r>
-      <w:r>
-        <w:rPr>
-          <w:color w:val="000000" w:themeColor="text1"/>
-          <w:sz w:val="22"/>
-          <w:szCs w:val="22"/>
-        </w:rPr>
-        <w:t>: SQL Server, NoSQL (MongoDB), Oracle Database Management.</w:t>
-      </w:r>
-    </w:p>
-    <w:p>
-      <w:pPr>
-        <w:numPr>
-          <w:ilvl w:val="0"/>
-          <w:numId w:val="4"/>
-        </w:numPr>
-        <w:spacing w:after="0"/>
-        <w:jc w:val="both"/>
-        <w:rPr>
-          <w:color w:val="000000" w:themeColor="text1"/>
-          <w:sz w:val="22"/>
-          <w:szCs w:val="22"/>
-        </w:rPr>
-      </w:pPr>
-      <w:r>
-        <w:rPr>
-          <w:b/>
-          <w:bCs/>
-          <w:color w:val="000000" w:themeColor="text1"/>
-          <w:sz w:val="22"/>
-          <w:szCs w:val="22"/>
-        </w:rPr>
-        <w:t>Cloud &amp; DevOps</w:t>
-      </w:r>
-      <w:r>
-        <w:rPr>
-          <w:color w:val="000000" w:themeColor="text1"/>
-          <w:sz w:val="22"/>
-          <w:szCs w:val="22"/>
-        </w:rPr>
-        <w:t>: Google Cloud GCP, DevOps Fundamentals, GitHub</w:t>
-      </w:r>
-      <w:r>
-        <w:rPr>
-          <w:color w:val="000000" w:themeColor="text1"/>
-          <w:sz w:val="22"/>
-          <w:szCs w:val="22"/>
-        </w:rPr>
-        <w:t>, AWS (EC2, S3), Git, Docker</w:t>
-      </w:r>
-    </w:p>
-    <w:p>
-      <w:pPr>
-        <w:numPr>
-          <w:ilvl w:val="0"/>
-          <w:numId w:val="4"/>
-        </w:numPr>
-        <w:spacing w:after="0"/>
-        <w:jc w:val="both"/>
-        <w:rPr>
-          <w:color w:val="000000" w:themeColor="text1"/>
-          <w:sz w:val="22"/>
-          <w:szCs w:val="22"/>
-        </w:rPr>
-      </w:pPr>
-      <w:r>
-        <w:rPr>
-          <w:b/>
-          <w:bCs/>
-          <w:color w:val="000000" w:themeColor="text1"/>
-          <w:sz w:val="22"/>
-          <w:szCs w:val="22"/>
-        </w:rPr>
-        <w:t>Data Visualization</w:t>
-      </w:r>
-      <w:r>
-        <w:rPr>
-          <w:color w:val="000000" w:themeColor="text1"/>
-          <w:sz w:val="22"/>
-          <w:szCs w:val="22"/>
-        </w:rPr>
-        <w:t>: Power BI, Microsoft Excel (Advanced), Interactive Data Dashboards.</w:t>
       </w:r>
     </w:p>
     <w:p>
@@ -786,7 +582,6 @@
           <w:numId w:val="4"/>
         </w:numPr>
         <w:spacing w:after="0" w:line="276" w:lineRule="auto"/>
-        <w:jc w:val="both"/>
         <w:rPr>
           <w:color w:val="000000" w:themeColor="text1"/>
           <w:sz w:val="22"/>
@@ -801,23 +596,15 @@
           <w:sz w:val="22"/>
           <w:szCs w:val="22"/>
         </w:rPr>
-        <w:t>Design &amp; Prototyping</w:t>
-      </w:r>
-      <w:r>
-        <w:rPr>
-          <w:color w:val="000000" w:themeColor="text1"/>
-          <w:sz w:val="22"/>
-          <w:szCs w:val="22"/>
-        </w:rPr>
-        <w:t>: UI/UX Design, Figma, Wireframing,</w:t>
-      </w:r>
-      <w:r>
-        <w:rPr>
-          <w:color w:val="000000" w:themeColor="text1"/>
-          <w:sz w:val="22"/>
-          <w:szCs w:val="22"/>
-        </w:rPr>
-        <w:t xml:space="preserve"> Power BI, Arduino IDE</w:t>
+        <w:t>Generative AI &amp; Deep Learning:</w:t>
+      </w:r>
+      <w:r>
+        <w:rPr>
+          <w:color w:val="000000" w:themeColor="text1"/>
+          <w:sz w:val="22"/>
+          <w:szCs w:val="22"/>
+        </w:rPr>
+        <w:t xml:space="preserve"> LLM applications, Neural Networks, Deep Learning</w:t>
       </w:r>
       <w:r>
         <w:rPr>
@@ -826,6 +613,102 @@
           <w:szCs w:val="22"/>
         </w:rPr>
         <w:t>.</w:t>
+      </w:r>
+    </w:p>
+    <w:p>
+      <w:pPr>
+        <w:numPr>
+          <w:ilvl w:val="0"/>
+          <w:numId w:val="4"/>
+        </w:numPr>
+        <w:spacing w:after="0" w:line="276" w:lineRule="auto"/>
+        <w:rPr>
+          <w:color w:val="000000" w:themeColor="text1"/>
+          <w:sz w:val="22"/>
+          <w:szCs w:val="22"/>
+        </w:rPr>
+      </w:pPr>
+      <w:r>
+        <w:rPr>
+          <w:b/>
+          <w:bCs/>
+          <w:color w:val="000000" w:themeColor="text1"/>
+          <w:sz w:val="22"/>
+          <w:szCs w:val="22"/>
+        </w:rPr>
+        <w:t>Data Visualization:</w:t>
+      </w:r>
+      <w:r>
+        <w:rPr>
+          <w:color w:val="000000" w:themeColor="text1"/>
+          <w:sz w:val="22"/>
+          <w:szCs w:val="22"/>
+        </w:rPr>
+        <w:t xml:space="preserve"> Power BI, Interactive Dashboards, Microsoft Excel, SHAP (Explainable AI).</w:t>
+      </w:r>
+    </w:p>
+    <w:p>
+      <w:pPr>
+        <w:numPr>
+          <w:ilvl w:val="0"/>
+          <w:numId w:val="4"/>
+        </w:numPr>
+        <w:spacing w:after="0" w:line="276" w:lineRule="auto"/>
+        <w:rPr>
+          <w:color w:val="000000" w:themeColor="text1"/>
+          <w:sz w:val="22"/>
+          <w:szCs w:val="22"/>
+        </w:rPr>
+      </w:pPr>
+      <w:r>
+        <w:rPr>
+          <w:b/>
+          <w:bCs/>
+          <w:color w:val="000000" w:themeColor="text1"/>
+          <w:sz w:val="22"/>
+          <w:szCs w:val="22"/>
+        </w:rPr>
+        <w:t>Cloud &amp; DevOps:</w:t>
+      </w:r>
+      <w:r>
+        <w:rPr>
+          <w:color w:val="000000" w:themeColor="text1"/>
+          <w:sz w:val="22"/>
+          <w:szCs w:val="22"/>
+        </w:rPr>
+        <w:t xml:space="preserve"> AWS (EC2, S3), Git/GitHub.</w:t>
+      </w:r>
+    </w:p>
+    <w:p>
+      <w:pPr>
+        <w:numPr>
+          <w:ilvl w:val="0"/>
+          <w:numId w:val="4"/>
+        </w:numPr>
+        <w:spacing w:after="0" w:line="276" w:lineRule="auto"/>
+        <w:rPr>
+          <w:color w:val="000000" w:themeColor="text1"/>
+          <w:sz w:val="22"/>
+          <w:szCs w:val="22"/>
+        </w:rPr>
+      </w:pPr>
+      <w:r>
+        <w:rPr>
+          <w:b/>
+          <w:bCs/>
+          <w:color w:val="000000" w:themeColor="text1"/>
+          <w:sz w:val="22"/>
+          <w:szCs w:val="22"/>
+        </w:rPr>
+        <w:t>Programming &amp; IoT:</w:t>
+      </w:r>
+      <w:r>
+        <w:rPr>
+          <w:color w:val="000000" w:themeColor="text1"/>
+          <w:sz w:val="22"/>
+          <w:szCs w:val="22"/>
+        </w:rPr>
+        <w:t xml:space="preserve"> Python, Java, C, Arduino IDE, ESP32/Sensor Integration, SQL.</w:t>
       </w:r>
     </w:p>
     <w:p>
@@ -853,11 +736,21 @@
       </w:r>
       <w:r>
         <w:rPr>
-          <w:color w:val="000000" w:themeColor="text1"/>
-          <w:sz w:val="22"/>
-          <w:szCs w:val="22"/>
-        </w:rPr>
-        <w:t xml:space="preserve">: </w:t>
+          <w:b/>
+          <w:bCs/>
+          <w:color w:val="000000" w:themeColor="text1"/>
+          <w:sz w:val="22"/>
+          <w:szCs w:val="22"/>
+        </w:rPr>
+        <w:t>:</w:t>
+      </w:r>
+      <w:r>
+        <w:rPr>
+          <w:color w:val="000000" w:themeColor="text1"/>
+          <w:sz w:val="22"/>
+          <w:szCs w:val="22"/>
+        </w:rPr>
+        <w:t xml:space="preserve"> </w:t>
       </w:r>
       <w:r>
         <w:rPr>
@@ -1081,31 +974,15 @@
           <w:sz w:val="22"/>
           <w:szCs w:val="22"/>
         </w:rPr>
-        <w:t xml:space="preserve">Developed and deployed supervised machine learning models using Python to solve complex predictive modeling challenges, </w:t>
-      </w:r>
-      <w:r>
-        <w:rPr>
-          <w:color w:val="000000" w:themeColor="text1"/>
-          <w:sz w:val="22"/>
-          <w:szCs w:val="22"/>
-        </w:rPr>
-        <w:t>achieved a 92% Precision/Recall score using XGBoost and validated results with SHAP values</w:t>
-      </w:r>
-      <w:r>
-        <w:rPr>
-          <w:color w:val="000000" w:themeColor="text1"/>
-          <w:sz w:val="22"/>
-          <w:szCs w:val="22"/>
-        </w:rPr>
-        <w:t>,</w:t>
-      </w:r>
-      <w:r>
-        <w:rPr>
-          <w:color w:val="000000" w:themeColor="text1"/>
-          <w:sz w:val="22"/>
-          <w:szCs w:val="22"/>
-        </w:rPr>
-        <w:t xml:space="preserve"> data-driven insights.</w:t>
+        <w:t>Developed and automated ETL scripts using Python to streamline the ML Lifecycle, reducing manual data preparation time by 30%</w:t>
+      </w:r>
+      <w:r>
+        <w:rPr>
+          <w:color w:val="000000" w:themeColor="text1"/>
+          <w:sz w:val="22"/>
+          <w:szCs w:val="22"/>
+        </w:rPr>
+        <w:t>.</w:t>
       </w:r>
     </w:p>
     <w:p>
@@ -1128,7 +1005,15 @@
           <w:sz w:val="22"/>
           <w:szCs w:val="22"/>
         </w:rPr>
-        <w:t>Engineered end-to-end data pipelines, including Feature Engineering and Model Validation, which improved algorithmic stability and model robustness across various datasets.</w:t>
+        <w:t>Engineered Supervised ML models (XGBoost) for predictive challenges, achieving a 92% Precision/Recall score through rigorous model validation and SHAP analysis</w:t>
+      </w:r>
+      <w:r>
+        <w:rPr>
+          <w:color w:val="000000" w:themeColor="text1"/>
+          <w:sz w:val="22"/>
+          <w:szCs w:val="22"/>
+        </w:rPr>
+        <w:t>.</w:t>
       </w:r>
     </w:p>
     <w:p>
@@ -1281,25 +1166,7 @@
           <w:iCs/>
           <w:color w:val="000000" w:themeColor="text1"/>
         </w:rPr>
-        <w:t xml:space="preserve">Python, </w:t>
-      </w:r>
-      <w:proofErr w:type="spellStart"/>
-      <w:r>
-        <w:rPr>
-          <w:i/>
-          <w:iCs/>
-          <w:color w:val="000000" w:themeColor="text1"/>
-        </w:rPr>
-        <w:t>FastAPI</w:t>
-      </w:r>
-      <w:proofErr w:type="spellEnd"/>
-      <w:r>
-        <w:rPr>
-          <w:i/>
-          <w:iCs/>
-          <w:color w:val="000000" w:themeColor="text1"/>
-        </w:rPr>
-        <w:t>, Flutter, AWS</w:t>
+        <w:t>Python, FastAPI, Flutter, AWS</w:t>
       </w:r>
       <w:r>
         <w:rPr>
@@ -1330,25 +1197,7 @@
           <w:sz w:val="22"/>
           <w:szCs w:val="22"/>
         </w:rPr>
-        <w:t xml:space="preserve">Architected a 3-layer AI system (Flutter, </w:t>
-      </w:r>
-      <w:proofErr w:type="spellStart"/>
-      <w:r>
-        <w:rPr>
-          <w:color w:val="000000" w:themeColor="text1"/>
-          <w:sz w:val="22"/>
-          <w:szCs w:val="22"/>
-        </w:rPr>
-        <w:t>FastAPI</w:t>
-      </w:r>
-      <w:proofErr w:type="spellEnd"/>
-      <w:r>
-        <w:rPr>
-          <w:color w:val="000000" w:themeColor="text1"/>
-          <w:sz w:val="22"/>
-          <w:szCs w:val="22"/>
-        </w:rPr>
-        <w:t>, Python ML) to provide personalized career path recommendations and skill gap analysis with 90%+ predictive accuracy.</w:t>
+        <w:t>Architected a 3-layer AI system (Flutter, FastAPI, Python ML) to provide personalized career path recommendations and skill gap analysis with 90%+ predictive accuracy.</w:t>
       </w:r>
     </w:p>
     <w:p>
@@ -1495,25 +1344,7 @@
           <w:sz w:val="22"/>
           <w:szCs w:val="22"/>
         </w:rPr>
-        <w:t xml:space="preserve">Implemented Random Forest Regression (RFR) to </w:t>
-      </w:r>
-      <w:proofErr w:type="spellStart"/>
-      <w:r>
-        <w:rPr>
-          <w:color w:val="000000" w:themeColor="text1"/>
-          <w:sz w:val="22"/>
-          <w:szCs w:val="22"/>
-        </w:rPr>
-        <w:t>analyze</w:t>
-      </w:r>
-      <w:proofErr w:type="spellEnd"/>
-      <w:r>
-        <w:rPr>
-          <w:color w:val="000000" w:themeColor="text1"/>
-          <w:sz w:val="22"/>
-          <w:szCs w:val="22"/>
-        </w:rPr>
-        <w:t xml:space="preserve"> sensor telemetry and predict hazard levels, reducing potential emergency response time through automated detection.</w:t>
+        <w:t>Implemented Random Forest Regression (RFR) to analyze sensor telemetry and predict hazard levels, reducing potential emergency response time through automated detection.</w:t>
       </w:r>
     </w:p>
     <w:p>
@@ -3741,7 +3572,6 @@
   <w:style w:type="character" w:default="1" w:styleId="DefaultParagraphFont">
     <w:name w:val="Default Paragraph Font"/>
     <w:uiPriority w:val="1"/>
-    <w:semiHidden/>
     <w:unhideWhenUsed/>
   </w:style>
   <w:style w:type="table" w:default="1" w:styleId="TableNormal">
